--- a/docs/reviews/china_alphaearth_word_copy_tables_20260716.docx
+++ b/docs/reviews/china_alphaearth_word_copy_tables_20260716.docx
@@ -691,6 +691,19 @@
               <w:t>建议至少 0.5 PB 可用存储，1 PB 原始容量</w:t>
             </w:r>
           </w:p>
+          <w:p>
+            <w:pPr>
+              <w:spacing w:after="0"/>
+            </w:pPr>
+            <w:r>
+              <w:rPr>
+                <w:rFonts w:ascii="Arial" w:hAnsi="Arial"/>
+                <w:b w:val="0"/>
+                <w:sz w:val="17"/>
+              </w:rPr>
+              <w:t>完整镜像当前密度原始多源数据时约需 1.5 PB 级归档</w:t>
+            </w:r>
+          </w:p>
         </w:tc>
         <w:tc>
           <w:tcPr>
@@ -707,7 +720,7 @@
                 <w:b w:val="0"/>
                 <w:sz w:val="17"/>
               </w:rPr>
-              <w:t>小计 = 原始数据 + 处理数据 + 当前生产 embedding + P10C 训练产物；不含重复发布包。</w:t>
+              <w:t>0.5/1 PB 面向筛选训练数据和产物；完整原始影像归档需独立扩容。小计 = 原始数据 + 处理数据 + 当前生产 embedding + P10C 训练产物；不含重复发布包。</w:t>
             </w:r>
           </w:p>
         </w:tc>
@@ -892,7 +905,502 @@
           <w:b/>
           <w:sz w:val="22"/>
         </w:rPr>
-        <w:t>表 2  AlphaEarth Foundations 与玄女海淀 P10C 的公开规模参考</w:t>
+        <w:t>表 2  全国数据审查的二维 10×10 系统抽样与容量估算</w:t>
+      </w:r>
+    </w:p>
+    <w:tbl>
+      <w:tblPr>
+        <w:tblStyle w:val="TableGrid"/>
+        <w:tblW w:type="auto" w:w="0"/>
+        <w:tblLayout w:type="autofit"/>
+        <w:tblLook w:firstColumn="1" w:firstRow="1" w:lastColumn="0" w:lastRow="0" w:noHBand="0" w:noVBand="1" w:val="04A0"/>
+      </w:tblPr>
+      <w:tblGrid>
+        <w:gridCol w:w="3676"/>
+        <w:gridCol w:w="3676"/>
+        <w:gridCol w:w="3676"/>
+        <w:gridCol w:w="3676"/>
+      </w:tblGrid>
+      <w:tr>
+        <w:tc>
+          <w:tcPr>
+            <w:tcW w:type="dxa" w:w="3676"/>
+          </w:tcPr>
+          <w:p>
+            <w:pPr>
+              <w:spacing w:after="0"/>
+            </w:pPr>
+            <w:r/>
+            <w:r>
+              <w:rPr>
+                <w:rFonts w:ascii="Arial" w:hAnsi="Arial"/>
+                <w:b/>
+                <w:sz w:val="17"/>
+              </w:rPr>
+              <w:t>阶段</w:t>
+            </w:r>
+          </w:p>
+        </w:tc>
+        <w:tc>
+          <w:tcPr>
+            <w:tcW w:type="dxa" w:w="3676"/>
+          </w:tcPr>
+          <w:p>
+            <w:pPr>
+              <w:spacing w:after="0"/>
+            </w:pPr>
+            <w:r/>
+            <w:r>
+              <w:rPr>
+                <w:rFonts w:ascii="Arial" w:hAnsi="Arial"/>
+                <w:b/>
+                <w:sz w:val="17"/>
+              </w:rPr>
+              <w:t>抽样规则与 patch 数</w:t>
+            </w:r>
+          </w:p>
+        </w:tc>
+        <w:tc>
+          <w:tcPr>
+            <w:tcW w:type="dxa" w:w="3676"/>
+          </w:tcPr>
+          <w:p>
+            <w:pPr>
+              <w:spacing w:after="0"/>
+            </w:pPr>
+            <w:r/>
+            <w:r>
+              <w:rPr>
+                <w:rFonts w:ascii="Arial" w:hAnsi="Arial"/>
+                <w:b/>
+                <w:sz w:val="17"/>
+              </w:rPr>
+              <w:t>当前 P10C 密度线性估算（6 个月）</w:t>
+            </w:r>
+          </w:p>
+        </w:tc>
+        <w:tc>
+          <w:tcPr>
+            <w:tcW w:type="dxa" w:w="3676"/>
+          </w:tcPr>
+          <w:p>
+            <w:pPr>
+              <w:spacing w:after="0"/>
+            </w:pPr>
+            <w:r/>
+            <w:r>
+              <w:rPr>
+                <w:rFonts w:ascii="Arial" w:hAnsi="Arial"/>
+                <w:b/>
+                <w:sz w:val="17"/>
+              </w:rPr>
+              <w:t>用途与决策门槛</w:t>
+            </w:r>
+          </w:p>
+        </w:tc>
+      </w:tr>
+      <w:tr>
+        <w:tc>
+          <w:tcPr>
+            <w:tcW w:type="dxa" w:w="3676"/>
+          </w:tcPr>
+          <w:p>
+            <w:pPr>
+              <w:spacing w:after="0"/>
+            </w:pPr>
+            <w:r/>
+            <w:r>
+              <w:rPr>
+                <w:rFonts w:ascii="Arial" w:hAnsi="Arial"/>
+                <w:b w:val="0"/>
+                <w:sz w:val="17"/>
+              </w:rPr>
+              <w:t>阶段 A：数据审查与吞吐试点</w:t>
+            </w:r>
+          </w:p>
+        </w:tc>
+        <w:tc>
+          <w:tcPr>
+            <w:tcW w:type="dxa" w:w="3676"/>
+          </w:tcPr>
+          <w:p>
+            <w:pPr>
+              <w:spacing w:after="0"/>
+            </w:pPr>
+            <w:r/>
+            <w:r>
+              <w:rPr>
+                <w:rFonts w:ascii="Arial" w:hAnsi="Arial"/>
+                <w:b w:val="0"/>
+                <w:sz w:val="17"/>
+              </w:rPr>
+              <w:t>二维 10×10 系统抽样，1%</w:t>
+            </w:r>
+          </w:p>
+          <w:p>
+            <w:pPr>
+              <w:spacing w:after="0"/>
+            </w:pPr>
+            <w:r>
+              <w:rPr>
+                <w:rFonts w:ascii="Arial" w:hAnsi="Arial"/>
+                <w:b w:val="0"/>
+                <w:sz w:val="17"/>
+              </w:rPr>
+              <w:t>约 17,578 patch</w:t>
+            </w:r>
+          </w:p>
+        </w:tc>
+        <w:tc>
+          <w:tcPr>
+            <w:tcW w:type="dxa" w:w="3676"/>
+          </w:tcPr>
+          <w:p>
+            <w:pPr>
+              <w:spacing w:after="0"/>
+            </w:pPr>
+            <w:r/>
+            <w:r>
+              <w:rPr>
+                <w:rFonts w:ascii="Arial" w:hAnsi="Arial"/>
+                <w:b w:val="0"/>
+                <w:sz w:val="17"/>
+              </w:rPr>
+              <w:t>筛选训练包约 0.71 TiB</w:t>
+            </w:r>
+          </w:p>
+          <w:p>
+            <w:pPr>
+              <w:spacing w:after="0"/>
+            </w:pPr>
+            <w:r>
+              <w:rPr>
+                <w:rFonts w:ascii="Arial" w:hAnsi="Arial"/>
+                <w:b w:val="0"/>
+                <w:sz w:val="17"/>
+              </w:rPr>
+              <w:t>原始素材粗略参照约 7.0 TiB</w:t>
+            </w:r>
+          </w:p>
+          <w:p>
+            <w:pPr>
+              <w:spacing w:after="0"/>
+            </w:pPr>
+            <w:r>
+              <w:rPr>
+                <w:rFonts w:ascii="Arial" w:hAnsi="Arial"/>
+                <w:b w:val="0"/>
+                <w:sz w:val="17"/>
+              </w:rPr>
+              <w:t>处理数据约 2.1 TiB</w:t>
+            </w:r>
+          </w:p>
+          <w:p>
+            <w:pPr>
+              <w:spacing w:after="0"/>
+            </w:pPr>
+            <w:r>
+              <w:rPr>
+                <w:rFonts w:ascii="Arial" w:hAnsi="Arial"/>
+                <w:b w:val="0"/>
+                <w:sz w:val="17"/>
+              </w:rPr>
+              <w:t>FP32 embedding 约 0.44 TiB</w:t>
+            </w:r>
+          </w:p>
+        </w:tc>
+        <w:tc>
+          <w:tcPr>
+            <w:tcW w:type="dxa" w:w="3676"/>
+          </w:tcPr>
+          <w:p>
+            <w:pPr>
+              <w:spacing w:after="0"/>
+            </w:pPr>
+            <w:r/>
+            <w:r>
+              <w:rPr>
+                <w:rFonts w:ascii="Arial" w:hAnsi="Arial"/>
+                <w:b w:val="0"/>
+                <w:sz w:val="17"/>
+              </w:rPr>
+              <w:t>检查配准、云/缺测、授权、标签和分片 I/O；完成 1,000-step 基准与数据质量报告后再扩展。</w:t>
+            </w:r>
+          </w:p>
+        </w:tc>
+      </w:tr>
+      <w:tr>
+        <w:tc>
+          <w:tcPr>
+            <w:tcW w:type="dxa" w:w="3676"/>
+          </w:tcPr>
+          <w:p>
+            <w:pPr>
+              <w:spacing w:after="0"/>
+            </w:pPr>
+            <w:r/>
+            <w:r>
+              <w:rPr>
+                <w:rFonts w:ascii="Arial" w:hAnsi="Arial"/>
+                <w:b w:val="0"/>
+                <w:sz w:val="17"/>
+              </w:rPr>
+              <w:t>阶段 B：正式全国试训</w:t>
+            </w:r>
+          </w:p>
+        </w:tc>
+        <w:tc>
+          <w:tcPr>
+            <w:tcW w:type="dxa" w:w="3676"/>
+          </w:tcPr>
+          <w:p>
+            <w:pPr>
+              <w:spacing w:after="0"/>
+            </w:pPr>
+            <w:r/>
+            <w:r>
+              <w:rPr>
+                <w:rFonts w:ascii="Arial" w:hAnsi="Arial"/>
+                <w:b w:val="0"/>
+                <w:sz w:val="17"/>
+              </w:rPr>
+              <w:t>10 个随机相位或等价分层 10%</w:t>
+            </w:r>
+          </w:p>
+          <w:p>
+            <w:pPr>
+              <w:spacing w:after="0"/>
+            </w:pPr>
+            <w:r>
+              <w:rPr>
+                <w:rFonts w:ascii="Arial" w:hAnsi="Arial"/>
+                <w:b w:val="0"/>
+                <w:sz w:val="17"/>
+              </w:rPr>
+              <w:t>约 175,781 patch</w:t>
+            </w:r>
+          </w:p>
+        </w:tc>
+        <w:tc>
+          <w:tcPr>
+            <w:tcW w:type="dxa" w:w="3676"/>
+          </w:tcPr>
+          <w:p>
+            <w:pPr>
+              <w:spacing w:after="0"/>
+            </w:pPr>
+            <w:r/>
+            <w:r>
+              <w:rPr>
+                <w:rFonts w:ascii="Arial" w:hAnsi="Arial"/>
+                <w:b w:val="0"/>
+                <w:sz w:val="17"/>
+              </w:rPr>
+              <w:t>筛选训练包约 7.1 TiB</w:t>
+            </w:r>
+          </w:p>
+          <w:p>
+            <w:pPr>
+              <w:spacing w:after="0"/>
+            </w:pPr>
+            <w:r>
+              <w:rPr>
+                <w:rFonts w:ascii="Arial" w:hAnsi="Arial"/>
+                <w:b w:val="0"/>
+                <w:sz w:val="17"/>
+              </w:rPr>
+              <w:t>原始素材粗略参照约 70 TiB</w:t>
+            </w:r>
+          </w:p>
+          <w:p>
+            <w:pPr>
+              <w:spacing w:after="0"/>
+            </w:pPr>
+            <w:r>
+              <w:rPr>
+                <w:rFonts w:ascii="Arial" w:hAnsi="Arial"/>
+                <w:b w:val="0"/>
+                <w:sz w:val="17"/>
+              </w:rPr>
+              <w:t>处理数据约 20.8 TiB</w:t>
+            </w:r>
+          </w:p>
+          <w:p>
+            <w:pPr>
+              <w:spacing w:after="0"/>
+            </w:pPr>
+            <w:r>
+              <w:rPr>
+                <w:rFonts w:ascii="Arial" w:hAnsi="Arial"/>
+                <w:b w:val="0"/>
+                <w:sz w:val="17"/>
+              </w:rPr>
+              <w:t>FP32 embedding 约 4.4 TiB</w:t>
+            </w:r>
+          </w:p>
+        </w:tc>
+        <w:tc>
+          <w:tcPr>
+            <w:tcW w:type="dxa" w:w="3676"/>
+          </w:tcPr>
+          <w:p>
+            <w:pPr>
+              <w:spacing w:after="0"/>
+            </w:pPr>
+            <w:r/>
+            <w:r>
+              <w:rPr>
+                <w:rFonts w:ascii="Arial" w:hAnsi="Arial"/>
+                <w:b w:val="0"/>
+                <w:sz w:val="17"/>
+              </w:rPr>
+              <w:t>仅在阶段 A 合格后启动；用于模型配方、扩展效率和下游泛化验证。</w:t>
+            </w:r>
+          </w:p>
+        </w:tc>
+      </w:tr>
+      <w:tr>
+        <w:tc>
+          <w:tcPr>
+            <w:tcW w:type="dxa" w:w="3676"/>
+          </w:tcPr>
+          <w:p>
+            <w:pPr>
+              <w:spacing w:after="0"/>
+            </w:pPr>
+            <w:r/>
+            <w:r>
+              <w:rPr>
+                <w:rFonts w:ascii="Arial" w:hAnsi="Arial"/>
+                <w:b w:val="0"/>
+                <w:sz w:val="17"/>
+              </w:rPr>
+              <w:t>阶段 C：目标覆盖</w:t>
+            </w:r>
+          </w:p>
+        </w:tc>
+        <w:tc>
+          <w:tcPr>
+            <w:tcW w:type="dxa" w:w="3676"/>
+          </w:tcPr>
+          <w:p>
+            <w:pPr>
+              <w:spacing w:after="0"/>
+            </w:pPr>
+            <w:r/>
+            <w:r>
+              <w:rPr>
+                <w:rFonts w:ascii="Arial" w:hAnsi="Arial"/>
+                <w:b w:val="0"/>
+                <w:sz w:val="17"/>
+              </w:rPr>
+              <w:t>30%</w:t>
+            </w:r>
+          </w:p>
+          <w:p>
+            <w:pPr>
+              <w:spacing w:after="0"/>
+            </w:pPr>
+            <w:r>
+              <w:rPr>
+                <w:rFonts w:ascii="Arial" w:hAnsi="Arial"/>
+                <w:b w:val="0"/>
+                <w:sz w:val="17"/>
+              </w:rPr>
+              <w:t>约 1,757,812 patch</w:t>
+            </w:r>
+          </w:p>
+        </w:tc>
+        <w:tc>
+          <w:tcPr>
+            <w:tcW w:type="dxa" w:w="3676"/>
+          </w:tcPr>
+          <w:p>
+            <w:pPr>
+              <w:spacing w:after="0"/>
+            </w:pPr>
+            <w:r/>
+            <w:r>
+              <w:rPr>
+                <w:rFonts w:ascii="Arial" w:hAnsi="Arial"/>
+                <w:b w:val="0"/>
+                <w:sz w:val="17"/>
+              </w:rPr>
+              <w:t>筛选训练包约 71 TiB</w:t>
+            </w:r>
+          </w:p>
+          <w:p>
+            <w:pPr>
+              <w:spacing w:after="0"/>
+            </w:pPr>
+            <w:r>
+              <w:rPr>
+                <w:rFonts w:ascii="Arial" w:hAnsi="Arial"/>
+                <w:b w:val="0"/>
+                <w:sz w:val="17"/>
+              </w:rPr>
+              <w:t>原始素材粗略参照约 698 TiB</w:t>
+            </w:r>
+          </w:p>
+          <w:p>
+            <w:pPr>
+              <w:spacing w:after="0"/>
+            </w:pPr>
+            <w:r>
+              <w:rPr>
+                <w:rFonts w:ascii="Arial" w:hAnsi="Arial"/>
+                <w:b w:val="0"/>
+                <w:sz w:val="17"/>
+              </w:rPr>
+              <w:t>处理数据约 208 TiB</w:t>
+            </w:r>
+          </w:p>
+          <w:p>
+            <w:pPr>
+              <w:spacing w:after="0"/>
+            </w:pPr>
+            <w:r>
+              <w:rPr>
+                <w:rFonts w:ascii="Arial" w:hAnsi="Arial"/>
+                <w:b w:val="0"/>
+                <w:sz w:val="17"/>
+              </w:rPr>
+              <w:t>FP32 embedding 约 44 TiB</w:t>
+            </w:r>
+          </w:p>
+        </w:tc>
+        <w:tc>
+          <w:tcPr>
+            <w:tcW w:type="dxa" w:w="3676"/>
+          </w:tcPr>
+          <w:p>
+            <w:pPr>
+              <w:spacing w:after="0"/>
+            </w:pPr>
+            <w:r/>
+            <w:r>
+              <w:rPr>
+                <w:rFonts w:ascii="Arial" w:hAnsi="Arial"/>
+                <w:b w:val="0"/>
+                <w:sz w:val="17"/>
+              </w:rPr>
+              <w:t>采用固定优化步数而非 800 epoch；完整原始镜像、缓存、版本和副本需 PB 级物理容量。</w:t>
+            </w:r>
+          </w:p>
+        </w:tc>
+      </w:tr>
+    </w:tbl>
+    <w:p>
+      <w:pPr>
+        <w:spacing w:before="160"/>
+      </w:pPr>
+      <w:r>
+        <w:rPr>
+          <w:rFonts w:ascii="Arial" w:hAnsi="Arial"/>
+          <w:b/>
+          <w:sz w:val="22"/>
+        </w:rPr>
+        <w:t>表 3  AlphaEarth Foundations 与玄女海淀 P10C 的公开规模参考</w:t>
       </w:r>
     </w:p>
     <w:tbl>

--- a/docs/reviews/china_alphaearth_word_copy_tables_20260716.docx
+++ b/docs/reviews/china_alphaearth_word_copy_tables_20260716.docx
@@ -905,7 +905,7 @@
           <w:b/>
           <w:sz w:val="22"/>
         </w:rPr>
-        <w:t>表 2  全国数据审查的二维 10×10 系统抽样与容量估算</w:t>
+        <w:t>表 2  全国 1% 基础池与重点地区补采样的容量估算</w:t>
       </w:r>
     </w:p>
     <w:tbl>
@@ -937,7 +937,7 @@
                 <w:b/>
                 <w:sz w:val="17"/>
               </w:rPr>
-              <w:t>阶段</w:t>
+              <w:t>样本池</w:t>
             </w:r>
           </w:p>
         </w:tc>
@@ -956,7 +956,7 @@
                 <w:b/>
                 <w:sz w:val="17"/>
               </w:rPr>
-              <w:t>抽样规则与 patch 数</w:t>
+              <w:t>抽样规则与 patch 数（全国）</w:t>
             </w:r>
           </w:p>
         </w:tc>
@@ -1015,7 +1015,7 @@
                 <w:b w:val="0"/>
                 <w:sz w:val="17"/>
               </w:rPr>
-              <w:t>阶段 A：数据审查与吞吐试点</w:t>
+              <w:t>全国基础池</w:t>
             </w:r>
           </w:p>
         </w:tc>
@@ -1047,7 +1047,7 @@
                 <w:b w:val="0"/>
                 <w:sz w:val="17"/>
               </w:rPr>
-              <w:t>约 17,578 patch</w:t>
+              <w:t>约 58,594 patch</w:t>
             </w:r>
           </w:p>
         </w:tc>
@@ -1066,7 +1066,7 @@
                 <w:b w:val="0"/>
                 <w:sz w:val="17"/>
               </w:rPr>
-              <w:t>筛选训练包约 0.71 TiB</w:t>
+              <w:t>筛选训练包约 2.3 TiB</w:t>
             </w:r>
           </w:p>
           <w:p>
@@ -1079,7 +1079,7 @@
                 <w:b w:val="0"/>
                 <w:sz w:val="17"/>
               </w:rPr>
-              <w:t>原始素材粗略参照约 7.0 TiB</w:t>
+              <w:t>原始素材粗略参照约 23 TiB</w:t>
             </w:r>
           </w:p>
           <w:p>
@@ -1092,7 +1092,7 @@
                 <w:b w:val="0"/>
                 <w:sz w:val="17"/>
               </w:rPr>
-              <w:t>处理数据约 2.1 TiB</w:t>
+              <w:t>处理数据约 6.8 TiB</w:t>
             </w:r>
           </w:p>
           <w:p>
@@ -1105,7 +1105,7 @@
                 <w:b w:val="0"/>
                 <w:sz w:val="17"/>
               </w:rPr>
-              <w:t>FP32 embedding 约 0.44 TiB</w:t>
+              <w:t>FP32 embedding 约 1.4 TiB</w:t>
             </w:r>
           </w:p>
         </w:tc>
@@ -1124,7 +1124,7 @@
                 <w:b w:val="0"/>
                 <w:sz w:val="17"/>
               </w:rPr>
-              <w:t>检查配准、云/缺测、授权、标签和分片 I/O；完成 1,000-step 基准与数据质量报告后再扩展。</w:t>
+              <w:t>保证全国覆盖；先完成配准、云/缺测、授权、标签、分片 I/O 和 1,000-step 基准。</w:t>
             </w:r>
           </w:p>
         </w:tc>
@@ -1145,7 +1145,7 @@
                 <w:b w:val="0"/>
                 <w:sz w:val="17"/>
               </w:rPr>
-              <w:t>阶段 B：正式全国试训</w:t>
+              <w:t>重点补采样池</w:t>
             </w:r>
           </w:p>
         </w:tc>
@@ -1164,7 +1164,7 @@
                 <w:b w:val="0"/>
                 <w:sz w:val="17"/>
               </w:rPr>
-              <w:t>10 个随机相位或等价分层 10%</w:t>
+              <w:t>额外 0.25%</w:t>
             </w:r>
           </w:p>
           <w:p>
@@ -1177,7 +1177,7 @@
                 <w:b w:val="0"/>
                 <w:sz w:val="17"/>
               </w:rPr>
-              <w:t>约 175,781 patch</w:t>
+              <w:t>约 14,648 patch</w:t>
             </w:r>
           </w:p>
         </w:tc>
@@ -1196,7 +1196,7 @@
                 <w:b w:val="0"/>
                 <w:sz w:val="17"/>
               </w:rPr>
-              <w:t>筛选训练包约 7.1 TiB</w:t>
+              <w:t>筛选训练包约 0.58 TiB</w:t>
             </w:r>
           </w:p>
           <w:p>
@@ -1209,7 +1209,7 @@
                 <w:b w:val="0"/>
                 <w:sz w:val="17"/>
               </w:rPr>
-              <w:t>原始素材粗略参照约 70 TiB</w:t>
+              <w:t>原始素材粗略参照约 5.7 TiB</w:t>
             </w:r>
           </w:p>
           <w:p>
@@ -1222,7 +1222,7 @@
                 <w:b w:val="0"/>
                 <w:sz w:val="17"/>
               </w:rPr>
-              <w:t>处理数据约 20.8 TiB</w:t>
+              <w:t>处理数据约 1.7 TiB</w:t>
             </w:r>
           </w:p>
           <w:p>
@@ -1235,7 +1235,7 @@
                 <w:b w:val="0"/>
                 <w:sz w:val="17"/>
               </w:rPr>
-              <w:t>FP32 embedding 约 4.4 TiB</w:t>
+              <w:t>FP32 embedding 约 0.35 TiB</w:t>
             </w:r>
           </w:p>
         </w:tc>
@@ -1254,7 +1254,7 @@
                 <w:b w:val="0"/>
                 <w:sz w:val="17"/>
               </w:rPr>
-              <w:t>仅在阶段 A 合格后启动；用于模型配方、扩展效率和下游泛化验证。</w:t>
+              <w:t>仅对高密城市、高云、高原、干旱、水网/海岸和业务城市局部加密；独立 manifest、去重，训练时最多占 30%。</w:t>
             </w:r>
           </w:p>
         </w:tc>
@@ -1275,7 +1275,7 @@
                 <w:b w:val="0"/>
                 <w:sz w:val="17"/>
               </w:rPr>
-              <w:t>阶段 C：目标覆盖</w:t>
+              <w:t>首轮训练合计</w:t>
             </w:r>
           </w:p>
         </w:tc>
@@ -1294,7 +1294,7 @@
                 <w:b w:val="0"/>
                 <w:sz w:val="17"/>
               </w:rPr>
-              <w:t>30%</w:t>
+              <w:t>全国 1% + 补采样 0.25%</w:t>
             </w:r>
           </w:p>
           <w:p>
@@ -1307,7 +1307,7 @@
                 <w:b w:val="0"/>
                 <w:sz w:val="17"/>
               </w:rPr>
-              <w:t>约 1,757,812 patch</w:t>
+              <w:t>约 73,242 patch</w:t>
             </w:r>
           </w:p>
         </w:tc>
@@ -1326,7 +1326,7 @@
                 <w:b w:val="0"/>
                 <w:sz w:val="17"/>
               </w:rPr>
-              <w:t>筛选训练包约 71 TiB</w:t>
+              <w:t>筛选训练包约 2.9 TiB</w:t>
             </w:r>
           </w:p>
           <w:p>
@@ -1339,7 +1339,7 @@
                 <w:b w:val="0"/>
                 <w:sz w:val="17"/>
               </w:rPr>
-              <w:t>原始素材粗略参照约 698 TiB</w:t>
+              <w:t>原始素材粗略参照约 29 TiB</w:t>
             </w:r>
           </w:p>
           <w:p>
@@ -1352,7 +1352,7 @@
                 <w:b w:val="0"/>
                 <w:sz w:val="17"/>
               </w:rPr>
-              <w:t>处理数据约 208 TiB</w:t>
+              <w:t>处理数据约 8.5 TiB</w:t>
             </w:r>
           </w:p>
           <w:p>
@@ -1365,7 +1365,7 @@
                 <w:b w:val="0"/>
                 <w:sz w:val="17"/>
               </w:rPr>
-              <w:t>FP32 embedding 约 44 TiB</w:t>
+              <w:t>FP32 embedding 约 1.7 TiB</w:t>
             </w:r>
           </w:p>
         </w:tc>
@@ -1384,7 +1384,7 @@
                 <w:b w:val="0"/>
                 <w:sz w:val="17"/>
               </w:rPr>
-              <w:t>采用固定优化步数而非 800 epoch；完整原始镜像、缓存、版本和副本需 PB 级物理容量。</w:t>
+              <w:t>当前方案完整范围；固定优化步数训练。10% 和 30% 仅作远期扩容情景，不属于本轮计划。</w:t>
             </w:r>
           </w:p>
         </w:tc>
